--- a/InformesRadiologicos/ejemplos/Ejemplo_LABEX.docx
+++ b/InformesRadiologicos/ejemplos/Ejemplo_LABEX.docx
@@ -381,7 +381,7 @@
                 <w:color w:val="111827"/>
                 <w:sz w:val="19"/>
               </w:rPr>
-              <w:t>09:55 AM</w:t>
+              <w:t>10:05 AM</w:t>
             </w:r>
           </w:p>
           <w:p>
